--- a/docs/Payroll_Classes_Action_Documentation.docx
+++ b/docs/Payroll_Classes_Action_Documentation.docx
@@ -15,12 +15,12 @@
         <w:pStyle w:val="Heading2"/>
       </w:pPr>
       <w:r>
-        <w:t xml:space="preserve">0. Overlap Notice</w:t>
-      </w:r>
-    </w:p>
-    <w:p>
-      <w:r>
-        <w:t xml:space="preserve">IMPORTANT: This is one of THREE parallel implementations of "b.cycle PAYROLL Classes" found in this repository (bcycle-payroll-classes-action.yml, bcycle-payroll-classes.yml, and mtek-classes-sync.yml). All three sync MTEK class sessions into the same Airtable base (appBC0Ja4B5LKbZLW) and tables, but each runs a different script with different logic. It is unclear which is the actively-used one; this may be technical debt from iterative development. See section 3 for what makes this specific implementation different from the other two.</w:t>
+        <w:t xml:space="preserve">0. Which Workflow Is Live</w:t>
+      </w:r>
+    </w:p>
+    <w:p>
+      <w:r>
+        <w:t xml:space="preserve">This is the live instructor class payroll sync. It runs against the HR - Instructors base (appBC0Ja4B5LKbZLW), not the HR base. bcycle-payroll-classes.yml, an older copy that runs the same script, has a workflow file GitHub cannot parse, so it has never run a sync (every push records a failed run for it). mtek-classes-sync.yml is a separate implementation with its own script and dispatch type (airtable-mtek-classes-sync).</w:t>
       </w:r>
     </w:p>
     <w:p>
@@ -33,7 +33,7 @@
     </w:p>
     <w:p>
       <w:r>
-        <w:t xml:space="preserve">Syncs Mariana Tek class sessions for a date range into the Airtable "Classes" table (payroll base), matching each class to its Instructor, Studio, and Class Type records, for payroll calculation purposes.</w:t>
+        <w:t xml:space="preserve">Syncs Mariana Tek class sessions for a date range into the Airtable "Classes (for Payroll)" table, matches each class to its Instructor, Studio and Class Type, and assigns it to its Payroll Period, for instructor payroll.</w:t>
       </w:r>
     </w:p>
     <w:p>
@@ -46,12 +46,12 @@
     </w:p>
     <w:p>
       <w:r>
-        <w:t xml:space="preserve">- Triggered manually (workflow_dispatch with a record_id input, required) or via repository_dispatch type airtable-bcycle-payroll-classes.</w:t>
-      </w:r>
-    </w:p>
-    <w:p>
-      <w:r>
-        <w:t xml:space="preserve">- Reads Start Date / End Date from the given "Runs" record.</w:t>
+        <w:t xml:space="preserve">- Triggered by workflow_dispatch with a required record_id (in practice weekly, Sundays around 08:00 UTC) or by repository_dispatch type airtable-bcycle-payroll-classes.</w:t>
+      </w:r>
+    </w:p>
+    <w:p>
+      <w:r>
+        <w:t xml:space="preserve">- Reads Start Date / End Date from the given Payroll Class log record.</w:t>
       </w:r>
     </w:p>
     <w:p>
@@ -61,55 +61,60 @@
     </w:p>
     <w:p>
       <w:r>
-        <w:t xml:space="preserve">- Creates one Classes record per session (Instructor name, Class Type, Class Date in America/Toronto, Location ID, MTEK ID, checked-in attendance count taken directly from the session's checked_in_user_count attribute).</w:t>
-      </w:r>
-    </w:p>
-    <w:p>
-      <w:r>
-        <w:t xml:space="preserve">- Matches each created Classes record to Instructor (by "Name" field), Studio (by "MTEK Location ID"), and Class Type (by "Name") records, patching links in.</w:t>
-      </w:r>
-    </w:p>
-    <w:p>
-      <w:r>
-        <w:t xml:space="preserve">- Updates the Runs record's status fields at each stage (Classes/Instructors/Attendance/Studio/Class Type Status) and a final Notes summary with counts of unmatched instructors/studios/class types.</w:t>
-      </w:r>
-    </w:p>
-    <w:p>
-      <w:pPr>
-        <w:pStyle w:val="Heading2"/>
-      </w:pPr>
-      <w:r>
-        <w:t xml:space="preserve">3. What Makes This Implementation Different</w:t>
-      </w:r>
-    </w:p>
-    <w:p>
-      <w:r>
-        <w:t xml:space="preserve">- Pagination: uses MTEK meta.pagination.pages with page/page_size params.</w:t>
-      </w:r>
-    </w:p>
-    <w:p>
-      <w:r>
-        <w:t xml:space="preserve">- Attendance: taken directly from the session's checked_in_user_count attribute (no extra API calls).</w:t>
-      </w:r>
-    </w:p>
-    <w:p>
-      <w:r>
-        <w:t xml:space="preserve">- Instructor matching field: Instructors table "Name".</w:t>
-      </w:r>
-    </w:p>
-    <w:p>
-      <w:r>
-        <w:t xml:space="preserve">- MTEK date params: min_date / max_date.</w:t>
-      </w:r>
-    </w:p>
-    <w:p>
-      <w:r>
-        <w:t xml:space="preserve">- record_id input is required (workflow_dispatch fails without it).</w:t>
-      </w:r>
-    </w:p>
-    <w:p>
-      <w:r>
-        <w:t xml:space="preserve">- Includes a merge-conflict-marker guard step before running (fails the job if &lt;&lt;&lt;&lt;&lt;&lt;&lt; / ======= / &gt;&gt;&gt;&gt;&gt;&gt;&gt; markers are found in the script or workflow file).</w:t>
+        <w:t xml:space="preserve">- Builds one class record per session (MTEK instructor name, class type, Class Date in America/Toronto, Location ID, MTEK ID, checked-in attendance).</w:t>
+      </w:r>
+    </w:p>
+    <w:p>
+      <w:r>
+        <w:t xml:space="preserve">- Resolves each class's Payroll Period from its local date before writing anything (section 3).</w:t>
+      </w:r>
+    </w:p>
+    <w:p>
+      <w:r>
+        <w:t xml:space="preserve">- Creates the classes, then links Instructor (by Name), Studio (by MTEK Location ID) and Class Type (by Name).</w:t>
+      </w:r>
+    </w:p>
+    <w:p>
+      <w:r>
+        <w:t xml:space="preserve">- Updates the run record's status fields at each stage and a final Notes summary.</w:t>
+      </w:r>
+    </w:p>
+    <w:p>
+      <w:pPr>
+        <w:pStyle w:val="Heading2"/>
+      </w:pPr>
+      <w:r>
+        <w:t xml:space="preserve">3. Pay Period Assignment</w:t>
+      </w:r>
+    </w:p>
+    <w:p>
+      <w:r>
+        <w:t xml:space="preserve">Classes (for Payroll) has a Payroll Period link (fldR0cD3vR4RE4pKY) to the HR - Instructors Payroll Period table (tblGYpEKsV63NzRCT). That table is an Airtable sync of the HR base's Payroll period table, where the HR Create Budget week job creates 14-day periods just in time.</w:t>
+      </w:r>
+    </w:p>
+    <w:p>
+      <w:r>
+        <w:t xml:space="preserve">- The period is chosen by the class's local (America/Toronto) date: the one period whose Start and End cover it.</w:t>
+      </w:r>
+    </w:p>
+    <w:p>
+      <w:r>
+        <w:t xml:space="preserve">- Every class is resolved before any record is created. A date that no period covers, or that two periods cover, fails the run with "Nothing was imported" — usually because the sync has not caught up with a newly created period.</w:t>
+      </w:r>
+    </w:p>
+    <w:p>
+      <w:r>
+        <w:t xml:space="preserve">- A class with no readable start time also fails the run, since it cannot be placed.</w:t>
+      </w:r>
+    </w:p>
+    <w:p>
+      <w:r>
+        <w:t xml:space="preserve">- Classes dated before the first period (2026-08-23) are left without a period, so older date ranges still run.</w:t>
+      </w:r>
+    </w:p>
+    <w:p>
+      <w:r>
+        <w:t xml:space="preserve">- The weekly run covers the week that just ended, whose period already exists and has synced, so the normal schedule does not hit a missing period.</w:t>
       </w:r>
     </w:p>
     <w:p>
@@ -127,7 +132,7 @@
     </w:p>
     <w:p>
       <w:r>
-        <w:t xml:space="preserve">- GET/PATCH/POST https://api.airtable.com/v0/appBC0Ja4B5LKbZLW/{table} (Runs, Classes, Instructors, Studios, Class Types tables)</w:t>
+        <w:t xml:space="preserve">- GET/PATCH/POST https://api.airtable.com/v0/appBC0Ja4B5LKbZLW/{table} (Payroll Class log, Classes (for Payroll), Employees, Studios, Class Types; Payroll Period read by field ID).</w:t>
       </w:r>
     </w:p>
     <w:p>
@@ -140,17 +145,17 @@
     </w:p>
     <w:p>
       <w:r>
-        <w:t xml:space="preserve">- AIRTABLE_TOKEN, MTEK_API_TOKEN (secrets)</w:t>
-      </w:r>
-    </w:p>
-    <w:p>
-      <w:r>
-        <w:t xml:space="preserve">- AIRTABLE_RECORD_ID: resolved from workflow_dispatch input or repository_dispatch client_payload</w:t>
-      </w:r>
-    </w:p>
-    <w:p>
-      <w:r>
-        <w:t xml:space="preserve">- AIRTABLE_BASE_ID / table IDs and MTEK_BASE_URL / MTEK_CLASSES_PATH: hardcoded directly in the workflow file (not secrets)</w:t>
+        <w:t xml:space="preserve">- AIRTABLE_TOKEN, MTEK_API_TOKEN (secrets).</w:t>
+      </w:r>
+    </w:p>
+    <w:p>
+      <w:r>
+        <w:t xml:space="preserve">- AIRTABLE_RECORD_ID: resolved from workflow_dispatch input or repository_dispatch client_payload.</w:t>
+      </w:r>
+    </w:p>
+    <w:p>
+      <w:r>
+        <w:t xml:space="preserve">- Hardcoded in the workflow: AIRTABLE_BASE_ID, AIRTABLE_RUNS_TABLE_ID, AIRTABLE_CLASSES_TABLE_ID, AIRTABLE_INSTRUCTORS_TABLE_ID, AIRTABLE_STUDIOS_TABLE_ID, AIRTABLE_CLASS_TYPES_TABLE_ID, AIRTABLE_PAYROLL_PERIODS_TABLE_ID (tblGYpEKsV63NzRCT), MTEK_BASE_URL, MTEK_CLASSES_PATH.</w:t>
       </w:r>
     </w:p>
     <w:p>
@@ -163,12 +168,7 @@
     </w:p>
     <w:p>
       <w:r>
-        <w:t xml:space="preserve">Script file: scripts/bcycle-payroll-classes-workflow.mjs</w:t>
-      </w:r>
-    </w:p>
-    <w:p>
-      <w:r>
-        <w:t xml:space="preserve">On any failure, the Runs record is patched with OVERALL Status = PROBLEM and the error message in Notes, then the error is re-thrown so the GitHub Action run fails visibly.</w:t>
+        <w:t xml:space="preserve">Script file: scripts/bcycle-payroll-classes-workflow.mjs. On any failure the run record is patched with OVERALL Status = PROBLEM and the error message in Notes, then the error is re-thrown so the Action fails visibly. assignPayrollPeriods(classRecords, periods) is a pure function exported behind BCYCLE_PAYROLL_CLASSES_SKIP_RUN=1, so it can be tested without Airtable or MTEK.</w:t>
       </w:r>
     </w:p>
     <w:p>
@@ -181,48 +181,102 @@
     </w:p>
     <w:p>
       <w:r>
-        <w:t xml:space="preserve">Workflow file: .github/workflows/bcycle-payroll-classes-action.yml</w:t>
-      </w:r>
-    </w:p>
-    <w:p>
-      <w:r>
-        <w:t xml:space="preserve">Steps: checkout, setup Node 20, resolve record id, guard against merge-conflict markers, run script.</w:t>
-      </w:r>
-    </w:p>
-    <w:p>
-      <w:pPr>
-        <w:pStyle w:val="Heading2"/>
-      </w:pPr>
-      <w:r>
-        <w:t xml:space="preserve">8. Troubleshooting Guide</w:t>
-      </w:r>
-    </w:p>
-    <w:p>
-      <w:r>
-        <w:t xml:space="preserve">- "record_id is required" -&gt; Must pass record_id via workflow_dispatch input or repository_dispatch client_payload.</w:t>
-      </w:r>
-    </w:p>
-    <w:p>
-      <w:r>
-        <w:t xml:space="preserve">- "Start Date and/or End Date are missing" -&gt; The Runs record needs both dates populated before triggering.</w:t>
-      </w:r>
-    </w:p>
-    <w:p>
-      <w:r>
-        <w:t xml:space="preserve">- High "not found" counts in the final Notes -&gt; Instructor/Studio/Class Type names in Airtable do not match what MTEK returns.</w:t>
-      </w:r>
-    </w:p>
-    <w:p>
-      <w:pPr>
-        <w:pStyle w:val="Heading2"/>
-      </w:pPr>
-      <w:r>
-        <w:t xml:space="preserve">9. Summary</w:t>
-      </w:r>
-    </w:p>
-    <w:p>
-      <w:r>
-        <w:t xml:space="preserve">Pulls MTEK class sessions into Airtable for payroll processing, run on demand against a specific date range via a Runs record. See the overlap notice above regarding related implementations.</w:t>
+        <w:t xml:space="preserve">Workflow file: .github/workflows/bcycle-payroll-classes-action.yml. Steps: checkout, setup Node 20, resolve record id, guard against merge-conflict markers, run script.</w:t>
+      </w:r>
+    </w:p>
+    <w:p>
+      <w:pPr>
+        <w:pStyle w:val="Heading2"/>
+      </w:pPr>
+      <w:r>
+        <w:t xml:space="preserve">8. Airtable Schema Touched</w:t>
+      </w:r>
+    </w:p>
+    <w:p>
+      <w:r>
+        <w:t xml:space="preserve">- Payroll Class log (tblFYdngL6XxXuvap): the run record — Start/End Date, the status fields, Notes.</w:t>
+      </w:r>
+    </w:p>
+    <w:p>
+      <w:r>
+        <w:t xml:space="preserve">- Classes (for Payroll) (tbl8RbWysEFdNuz37): created rows plus Instructor, Studio, Class Type and Payroll Period links.</w:t>
+      </w:r>
+    </w:p>
+    <w:p>
+      <w:r>
+        <w:t xml:space="preserve">- Payroll Period (tblGYpEKsV63NzRCT, synced from the HR base): read only — Start Date fldic4m4P8BVIieVv, End Date fld4Hg7iYvAgHTHeu.</w:t>
+      </w:r>
+    </w:p>
+    <w:p>
+      <w:pPr>
+        <w:pStyle w:val="Heading2"/>
+      </w:pPr>
+      <w:r>
+        <w:t xml:space="preserve">9. Troubleshooting Guide</w:t>
+      </w:r>
+    </w:p>
+    <w:p>
+      <w:r>
+        <w:t xml:space="preserve">- "record_id is required": pass record_id via workflow_dispatch input or repository_dispatch client_payload.</w:t>
+      </w:r>
+    </w:p>
+    <w:p>
+      <w:r>
+        <w:t xml:space="preserve">- "Start Date and/or End Date are missing": the run record needs both dates before triggering.</w:t>
+      </w:r>
+    </w:p>
+    <w:p>
+      <w:r>
+        <w:t xml:space="preserve">- "Can't give every class a pay period": check the HR - Instructors Payroll Period sync has the period (and that HR Create Budget week created it in the HR base), then re-run. Nothing was written.</w:t>
+      </w:r>
+    </w:p>
+    <w:p>
+      <w:r>
+        <w:t xml:space="preserve">- High "not found" counts in Notes: Instructor / Studio / Class Type names in Airtable do not match what MTEK returns.</w:t>
+      </w:r>
+    </w:p>
+    <w:p>
+      <w:pPr>
+        <w:pStyle w:val="Heading2"/>
+      </w:pPr>
+      <w:r>
+        <w:t xml:space="preserve">10. Known Data Issues</w:t>
+      </w:r>
+    </w:p>
+    <w:p>
+      <w:r>
+        <w:t xml:space="preserve">- There is no dedupe: running the same date range twice creates every class twice. Do not re-run a completed week.</w:t>
+      </w:r>
+    </w:p>
+    <w:p>
+      <w:r>
+        <w:t xml:space="preserve">- As of 2026-09-11 the script writes full MTEK responses and a token preview to the Actions log, which is public; a fix to log counts only was started separately.</w:t>
+      </w:r>
+    </w:p>
+    <w:p>
+      <w:pPr>
+        <w:pStyle w:val="Heading2"/>
+      </w:pPr>
+      <w:r>
+        <w:t xml:space="preserve">11. Verification Record</w:t>
+      </w:r>
+    </w:p>
+    <w:p>
+      <w:r>
+        <w:t xml:space="preserve">Pay period assignment added 2026-09-11. Offline tests: 9 of 9 passed (first and last day of a period, a late-evening class, the next period, a pre-2026-08-23 class left blank, other fields untouched, uncovered date, overlapping periods, missing date, empty period table). No live run, because the script has no dedupe and a test run would duplicate a real week. The 509 classes already imported for 2026-08-23 to 2026-09-05 were backfilled once through the Airtable API; afterwards zero classes on or after 2026-08-23 were without a period.</w:t>
+      </w:r>
+    </w:p>
+    <w:p>
+      <w:pPr>
+        <w:pStyle w:val="Heading2"/>
+      </w:pPr>
+      <w:r>
+        <w:t xml:space="preserve">12. Summary</w:t>
+      </w:r>
+    </w:p>
+    <w:p>
+      <w:r>
+        <w:t xml:space="preserve">Pulls MTEK class sessions into Airtable for instructor payroll, one run record per date range, and ties every class from 2026-08-23 on to its pay period — refusing to import anything if a period is missing.</w:t>
       </w:r>
     </w:p>
     <w:sectPr>
